--- a/Novosibirsk_State_University/Дипломная работа/Конференция/Тезисы.docx
+++ b/Novosibirsk_State_University/Дипломная работа/Конференция/Тезисы.docx
@@ -1,6 +1,6 @@
 
 <file path=word/document.xml><?xml version="1.0" encoding="utf-8"?>
-<w:document xmlns:wpc="http://schemas.microsoft.com/office/word/2010/wordprocessingCanvas" xmlns:cx="http://schemas.microsoft.com/office/drawing/2014/chartex" xmlns:cx1="http://schemas.microsoft.com/office/drawing/2015/9/8/chartex" xmlns:cx2="http://schemas.microsoft.com/office/drawing/2015/10/21/chartex" xmlns:cx3="http://schemas.microsoft.com/office/drawing/2016/5/9/chartex" xmlns:cx4="http://schemas.microsoft.com/office/drawing/2016/5/10/chartex" xmlns:cx5="http://schemas.microsoft.com/office/drawing/2016/5/11/chartex" xmlns:cx6="http://schemas.microsoft.com/office/drawing/2016/5/12/chartex" xmlns:cx7="http://schemas.microsoft.com/office/drawing/2016/5/13/chartex" xmlns:cx8="http://schemas.microsoft.com/office/drawing/2016/5/14/chartex" xmlns:mc="http://schemas.openxmlformats.org/markup-compatibility/2006" xmlns:aink="http://schemas.microsoft.com/office/drawing/2016/ink" xmlns:am3d="http://schemas.microsoft.com/office/drawing/2017/model3d" xmlns:o="urn:schemas-microsoft-com:office:office" xmlns:r="http://schemas.openxmlformats.org/officeDocument/2006/relationships" xmlns:m="http://schemas.openxmlformats.org/officeDocument/2006/math" xmlns:v="urn:schemas-microsoft-com:vml" xmlns:wp14="http://schemas.microsoft.com/office/word/2010/wordprocessingDrawing" xmlns:wp="http://schemas.openxmlformats.org/drawingml/2006/wordprocessingDrawing" xmlns:w10="urn:schemas-microsoft-com:office:word" xmlns:w="http://schemas.openxmlformats.org/wordprocessingml/2006/main" xmlns:w14="http://schemas.microsoft.com/office/word/2010/wordml" xmlns:w15="http://schemas.microsoft.com/office/word/2012/wordml" xmlns:w16cex="http://schemas.microsoft.com/office/word/2018/wordml/cex" xmlns:w16cid="http://schemas.microsoft.com/office/word/2016/wordml/cid" xmlns:w16="http://schemas.microsoft.com/office/word/2018/wordml" xmlns:w16sdtdh="http://schemas.microsoft.com/office/word/2020/wordml/sdtdatahash" xmlns:w16se="http://schemas.microsoft.com/office/word/2015/wordml/symex" xmlns:wpg="http://schemas.microsoft.com/office/word/2010/wordprocessingGroup" xmlns:wpi="http://schemas.microsoft.com/office/word/2010/wordprocessingInk" xmlns:wne="http://schemas.microsoft.com/office/word/2006/wordml" xmlns:wps="http://schemas.microsoft.com/office/word/2010/wordprocessingShape" mc:Ignorable="w14 w15 w16se w16cid w16 w16cex w16sdtdh wp14">
+<w:document xmlns:wpc="http://schemas.microsoft.com/office/word/2010/wordprocessingCanvas" xmlns:mc="http://schemas.openxmlformats.org/markup-compatibility/2006" xmlns:o="urn:schemas-microsoft-com:office:office" xmlns:r="http://schemas.openxmlformats.org/officeDocument/2006/relationships" xmlns:m="http://schemas.openxmlformats.org/officeDocument/2006/math" xmlns:v="urn:schemas-microsoft-com:vml" xmlns:wp14="http://schemas.microsoft.com/office/word/2010/wordprocessingDrawing" xmlns:wp="http://schemas.openxmlformats.org/drawingml/2006/wordprocessingDrawing" xmlns:w10="urn:schemas-microsoft-com:office:word" xmlns:w="http://schemas.openxmlformats.org/wordprocessingml/2006/main" xmlns:w14="http://schemas.microsoft.com/office/word/2010/wordml" xmlns:w15="http://schemas.microsoft.com/office/word/2012/wordml" xmlns:wpg="http://schemas.microsoft.com/office/word/2010/wordprocessingGroup" xmlns:wpi="http://schemas.microsoft.com/office/word/2010/wordprocessingInk" xmlns:wne="http://schemas.microsoft.com/office/word/2006/wordml" xmlns:wps="http://schemas.microsoft.com/office/word/2010/wordprocessingShape" mc:Ignorable="w14 w15 wp14">
   <w:body>
     <w:p>
       <w:pPr>
@@ -45,6 +45,7 @@
           <w:between w:val="nil"/>
         </w:pBdr>
         <w:spacing w:after="0" w:line="240" w:lineRule="auto"/>
+        <w:jc w:val="center"/>
         <w:rPr>
           <w:rFonts w:ascii="Times New Roman" w:eastAsia="Times New Roman" w:hAnsi="Times New Roman" w:cs="Times New Roman"/>
           <w:sz w:val="28"/>
@@ -79,7 +80,29 @@
           <w:sz w:val="28"/>
           <w:szCs w:val="28"/>
         </w:rPr>
-        <w:t>Разработка программного обеспечения для автоматизированного проведения экспериментов по изучению механизмов генерации синглетного кислорода</w:t>
+        <w:t xml:space="preserve">Разработка программного обеспечения для автоматизированного проведения экспериментов по изучению механизмов генерации </w:t>
+      </w:r>
+      <w:proofErr w:type="spellStart"/>
+      <w:r>
+        <w:rPr>
+          <w:rFonts w:ascii="Times New Roman" w:eastAsia="Times New Roman" w:hAnsi="Times New Roman" w:cs="Times New Roman"/>
+          <w:b/>
+          <w:bCs/>
+          <w:sz w:val="28"/>
+          <w:szCs w:val="28"/>
+        </w:rPr>
+        <w:t>синглетного</w:t>
+      </w:r>
+      <w:proofErr w:type="spellEnd"/>
+      <w:r>
+        <w:rPr>
+          <w:rFonts w:ascii="Times New Roman" w:eastAsia="Times New Roman" w:hAnsi="Times New Roman" w:cs="Times New Roman"/>
+          <w:b/>
+          <w:bCs/>
+          <w:sz w:val="28"/>
+          <w:szCs w:val="28"/>
+        </w:rPr>
+        <w:t xml:space="preserve"> кислорода</w:t>
       </w:r>
     </w:p>
     <w:p>
@@ -95,8 +118,6 @@
         <w:jc w:val="center"/>
         <w:rPr>
           <w:rFonts w:ascii="Times New Roman" w:eastAsia="Times New Roman" w:hAnsi="Times New Roman" w:cs="Times New Roman"/>
-          <w:b/>
-          <w:bCs/>
           <w:sz w:val="28"/>
           <w:szCs w:val="28"/>
         </w:rPr>
@@ -276,7 +297,8 @@
           <w:between w:val="nil"/>
         </w:pBdr>
         <w:spacing w:after="0" w:line="240" w:lineRule="auto"/>
-        <w:ind w:firstLine="283"/>
+        <w:ind w:firstLine="567"/>
+        <w:jc w:val="both"/>
         <w:rPr>
           <w:rFonts w:ascii="Times New Roman" w:eastAsia="Times New Roman" w:hAnsi="Times New Roman" w:cs="Times New Roman"/>
           <w:sz w:val="28"/>
@@ -289,7 +311,7 @@
           <w:sz w:val="28"/>
           <w:szCs w:val="28"/>
         </w:rPr>
-        <w:t xml:space="preserve">Актуальность работы обусловлена необходимостью преодоления ограничений ручного проведения экспериментов по регистрации сигнала и спектра ИК-люминесценции синглетного кислорода. К таким ограничениям относятся длительное время сбора и обработки данных, потребность в постоянном участии исследователя и ограничение проведения экспериментов при быстром </w:t>
+        <w:t xml:space="preserve">Актуальность обусловлена необходимостью преодоления ограничений ручного проведения экспериментов по регистрации спектров ИК-люминесценции </w:t>
       </w:r>
       <w:proofErr w:type="spellStart"/>
       <w:r>
@@ -298,6 +320,24 @@
           <w:sz w:val="28"/>
           <w:szCs w:val="28"/>
         </w:rPr>
+        <w:t>синглетного</w:t>
+      </w:r>
+      <w:proofErr w:type="spellEnd"/>
+      <w:r>
+        <w:rPr>
+          <w:rFonts w:ascii="Times New Roman" w:eastAsia="Times New Roman" w:hAnsi="Times New Roman" w:cs="Times New Roman"/>
+          <w:sz w:val="28"/>
+          <w:szCs w:val="28"/>
+        </w:rPr>
+        <w:t xml:space="preserve"> кислорода: длительное время сбора данных и невозможность измерений при быстром </w:t>
+      </w:r>
+      <w:proofErr w:type="spellStart"/>
+      <w:r>
+        <w:rPr>
+          <w:rFonts w:ascii="Times New Roman" w:eastAsia="Times New Roman" w:hAnsi="Times New Roman" w:cs="Times New Roman"/>
+          <w:sz w:val="28"/>
+          <w:szCs w:val="28"/>
+        </w:rPr>
         <w:t>фоторазложении</w:t>
       </w:r>
       <w:proofErr w:type="spellEnd"/>
@@ -307,7 +347,23 @@
           <w:sz w:val="28"/>
           <w:szCs w:val="28"/>
         </w:rPr>
-        <w:t xml:space="preserve"> сенсибилизатора. Автоматизация представляет собой сложную задачу, выходящую за рамки простого написания скриптов, так как требует создания комплексной системы для синхронного управления параметрическим генератором (OPO), монохроматором и измерительными приборами с одновременной обработкой сигналов в реальном времени, что невозможно эффективно реализовать ручными методами.</w:t>
+        <w:t xml:space="preserve"> сенсибилизатора. Автоматизация требует создания системы синхронного управления приборами с обработкой </w:t>
+      </w:r>
+      <w:r>
+        <w:rPr>
+          <w:rFonts w:ascii="Times New Roman" w:eastAsia="Times New Roman" w:hAnsi="Times New Roman" w:cs="Times New Roman"/>
+          <w:sz w:val="28"/>
+          <w:szCs w:val="28"/>
+        </w:rPr>
+        <w:t>данных</w:t>
+      </w:r>
+      <w:r>
+        <w:rPr>
+          <w:rFonts w:ascii="Times New Roman" w:eastAsia="Times New Roman" w:hAnsi="Times New Roman" w:cs="Times New Roman"/>
+          <w:sz w:val="28"/>
+          <w:szCs w:val="28"/>
+        </w:rPr>
+        <w:t xml:space="preserve"> в реальном времени.</w:t>
       </w:r>
     </w:p>
     <w:p>
@@ -320,7 +376,8 @@
           <w:between w:val="nil"/>
         </w:pBdr>
         <w:spacing w:after="0" w:line="240" w:lineRule="auto"/>
-        <w:ind w:firstLine="283"/>
+        <w:ind w:firstLine="567"/>
+        <w:jc w:val="both"/>
         <w:rPr>
           <w:rFonts w:ascii="Times New Roman" w:eastAsia="Times New Roman" w:hAnsi="Times New Roman" w:cs="Times New Roman"/>
           <w:sz w:val="28"/>
@@ -333,7 +390,7 @@
           <w:sz w:val="28"/>
           <w:szCs w:val="28"/>
         </w:rPr>
-        <w:t>Целью данной работы является разработка специализированного программного обеспечения для автоматизации цикла измерений спектров ИК-люминесценции синглетного кислорода в зависимости от длины волны возбуждения в рамках конкретной экспериментальной установки, которая включает в себя лазерный источник излучения, кювету с исследуемым веществом, ИК-детектор люминесценции, монохроматор M266-IV (</w:t>
+        <w:t>Цель — разработка ПО для автоматизации измерений спектров ИК-люминесценции. Установка включает: лазер LS-2145-OPO (</w:t>
       </w:r>
       <w:proofErr w:type="spellStart"/>
       <w:r>
@@ -342,6 +399,42 @@
           <w:sz w:val="28"/>
           <w:szCs w:val="28"/>
         </w:rPr>
+        <w:t>Lotis</w:t>
+      </w:r>
+      <w:proofErr w:type="spellEnd"/>
+      <w:r>
+        <w:rPr>
+          <w:rFonts w:ascii="Times New Roman" w:eastAsia="Times New Roman" w:hAnsi="Times New Roman" w:cs="Times New Roman"/>
+          <w:sz w:val="28"/>
+          <w:szCs w:val="28"/>
+        </w:rPr>
+        <w:t xml:space="preserve"> </w:t>
+      </w:r>
+      <w:proofErr w:type="spellStart"/>
+      <w:r>
+        <w:rPr>
+          <w:rFonts w:ascii="Times New Roman" w:eastAsia="Times New Roman" w:hAnsi="Times New Roman" w:cs="Times New Roman"/>
+          <w:sz w:val="28"/>
+          <w:szCs w:val="28"/>
+        </w:rPr>
+        <w:t>Tii</w:t>
+      </w:r>
+      <w:proofErr w:type="spellEnd"/>
+      <w:r>
+        <w:rPr>
+          <w:rFonts w:ascii="Times New Roman" w:eastAsia="Times New Roman" w:hAnsi="Times New Roman" w:cs="Times New Roman"/>
+          <w:sz w:val="28"/>
+          <w:szCs w:val="28"/>
+        </w:rPr>
+        <w:t>) [1], монохроматор M266-IV (</w:t>
+      </w:r>
+      <w:proofErr w:type="spellStart"/>
+      <w:r>
+        <w:rPr>
+          <w:rFonts w:ascii="Times New Roman" w:eastAsia="Times New Roman" w:hAnsi="Times New Roman" w:cs="Times New Roman"/>
+          <w:sz w:val="28"/>
+          <w:szCs w:val="28"/>
+        </w:rPr>
         <w:t>Solar</w:t>
       </w:r>
       <w:proofErr w:type="spellEnd"/>
@@ -351,32 +444,8 @@
           <w:sz w:val="28"/>
           <w:szCs w:val="28"/>
         </w:rPr>
-        <w:t xml:space="preserve"> Laser Systems)</w:t>
-      </w:r>
-      <w:r>
-        <w:rPr>
-          <w:rFonts w:ascii="Times New Roman" w:eastAsia="Times New Roman" w:hAnsi="Times New Roman" w:cs="Times New Roman"/>
-          <w:sz w:val="28"/>
-          <w:szCs w:val="28"/>
-        </w:rPr>
         <w:t xml:space="preserve"> </w:t>
       </w:r>
-      <w:r>
-        <w:rPr>
-          <w:rFonts w:ascii="Times New Roman" w:eastAsia="Times New Roman" w:hAnsi="Times New Roman" w:cs="Times New Roman"/>
-          <w:sz w:val="28"/>
-          <w:szCs w:val="28"/>
-        </w:rPr>
-        <w:t>[1]</w:t>
-      </w:r>
-      <w:r>
-        <w:rPr>
-          <w:rFonts w:ascii="Times New Roman" w:eastAsia="Times New Roman" w:hAnsi="Times New Roman" w:cs="Times New Roman"/>
-          <w:sz w:val="28"/>
-          <w:szCs w:val="28"/>
-        </w:rPr>
-        <w:t xml:space="preserve"> и осциллограф MSOX2024A (</w:t>
-      </w:r>
       <w:proofErr w:type="spellStart"/>
       <w:r>
         <w:rPr>
@@ -384,6 +453,42 @@
           <w:sz w:val="28"/>
           <w:szCs w:val="28"/>
         </w:rPr>
+        <w:t>Laser</w:t>
+      </w:r>
+      <w:proofErr w:type="spellEnd"/>
+      <w:r>
+        <w:rPr>
+          <w:rFonts w:ascii="Times New Roman" w:eastAsia="Times New Roman" w:hAnsi="Times New Roman" w:cs="Times New Roman"/>
+          <w:sz w:val="28"/>
+          <w:szCs w:val="28"/>
+        </w:rPr>
+        <w:t xml:space="preserve"> </w:t>
+      </w:r>
+      <w:proofErr w:type="spellStart"/>
+      <w:r>
+        <w:rPr>
+          <w:rFonts w:ascii="Times New Roman" w:eastAsia="Times New Roman" w:hAnsi="Times New Roman" w:cs="Times New Roman"/>
+          <w:sz w:val="28"/>
+          <w:szCs w:val="28"/>
+        </w:rPr>
+        <w:t>Systems</w:t>
+      </w:r>
+      <w:proofErr w:type="spellEnd"/>
+      <w:r>
+        <w:rPr>
+          <w:rFonts w:ascii="Times New Roman" w:eastAsia="Times New Roman" w:hAnsi="Times New Roman" w:cs="Times New Roman"/>
+          <w:sz w:val="28"/>
+          <w:szCs w:val="28"/>
+        </w:rPr>
+        <w:t>) [2], осциллограф MSOX2024A (</w:t>
+      </w:r>
+      <w:proofErr w:type="spellStart"/>
+      <w:r>
+        <w:rPr>
+          <w:rFonts w:ascii="Times New Roman" w:eastAsia="Times New Roman" w:hAnsi="Times New Roman" w:cs="Times New Roman"/>
+          <w:sz w:val="28"/>
+          <w:szCs w:val="28"/>
+        </w:rPr>
         <w:t>Keysight</w:t>
       </w:r>
       <w:proofErr w:type="spellEnd"/>
@@ -393,7 +498,7 @@
           <w:sz w:val="28"/>
           <w:szCs w:val="28"/>
         </w:rPr>
-        <w:t>). Лазерное излучение LS-2145-OPO (</w:t>
+        <w:t>) и измеритель энергии QE25SP-S-MT-D0 (</w:t>
       </w:r>
       <w:proofErr w:type="spellStart"/>
       <w:r>
@@ -402,7 +507,7 @@
           <w:sz w:val="28"/>
           <w:szCs w:val="28"/>
         </w:rPr>
-        <w:t>Lotis</w:t>
+        <w:t>Gentec</w:t>
       </w:r>
       <w:proofErr w:type="spellEnd"/>
       <w:r>
@@ -411,7 +516,7 @@
           <w:sz w:val="28"/>
           <w:szCs w:val="28"/>
         </w:rPr>
-        <w:t xml:space="preserve"> </w:t>
+        <w:t xml:space="preserve">-EO) [3]. Излучение фокусируется на кювету. Основная гармоника отделяется призмой </w:t>
       </w:r>
       <w:proofErr w:type="spellStart"/>
       <w:r>
@@ -420,7 +525,7 @@
           <w:sz w:val="28"/>
           <w:szCs w:val="28"/>
         </w:rPr>
-        <w:t>Tii</w:t>
+        <w:t>Пеллин-Брока</w:t>
       </w:r>
       <w:proofErr w:type="spellEnd"/>
       <w:r>
@@ -429,39 +534,7 @@
           <w:sz w:val="28"/>
           <w:szCs w:val="28"/>
         </w:rPr>
-        <w:t>)</w:t>
-      </w:r>
-      <w:r>
-        <w:rPr>
-          <w:rFonts w:ascii="Times New Roman" w:eastAsia="Times New Roman" w:hAnsi="Times New Roman" w:cs="Times New Roman"/>
-          <w:sz w:val="28"/>
-          <w:szCs w:val="28"/>
-        </w:rPr>
-        <w:t xml:space="preserve"> [</w:t>
-      </w:r>
-      <w:r>
-        <w:rPr>
-          <w:rFonts w:ascii="Times New Roman" w:eastAsia="Times New Roman" w:hAnsi="Times New Roman" w:cs="Times New Roman"/>
-          <w:sz w:val="28"/>
-          <w:szCs w:val="28"/>
-        </w:rPr>
-        <w:t>2</w:t>
-      </w:r>
-      <w:r>
-        <w:rPr>
-          <w:rFonts w:ascii="Times New Roman" w:eastAsia="Times New Roman" w:hAnsi="Times New Roman" w:cs="Times New Roman"/>
-          <w:sz w:val="28"/>
-          <w:szCs w:val="28"/>
-        </w:rPr>
-        <w:t>]</w:t>
-      </w:r>
-      <w:r>
-        <w:rPr>
-          <w:rFonts w:ascii="Times New Roman" w:eastAsia="Times New Roman" w:hAnsi="Times New Roman" w:cs="Times New Roman"/>
-          <w:sz w:val="28"/>
-          <w:szCs w:val="28"/>
-        </w:rPr>
-        <w:t xml:space="preserve"> фокусируется на кювету, так чтобы фокусное пятно находилось вне кюветы, а сечение лазерного луча в кювете с исследуемым веществом имело овальную форму. Основная гармоника отделяется с помощью призмы </w:t>
+        <w:t>. Энергия регистрируется и варьируется светофильтрами. ИК-люминесценция фокусируется на щель монохроматора и регистрируется детектором G12180-250А (</w:t>
       </w:r>
       <w:proofErr w:type="spellStart"/>
       <w:r>
@@ -470,7 +543,7 @@
           <w:sz w:val="28"/>
           <w:szCs w:val="28"/>
         </w:rPr>
-        <w:t>Пеллин</w:t>
+        <w:t>Hamamatsu</w:t>
       </w:r>
       <w:proofErr w:type="spellEnd"/>
       <w:r>
@@ -479,117 +552,7 @@
           <w:sz w:val="28"/>
           <w:szCs w:val="28"/>
         </w:rPr>
-        <w:t>-Брока. Энергия лазерного излучения на входе в кювету регистрируется с помощью измерителя энергии QE25SP-S-MT-D0 (</w:t>
-      </w:r>
-      <w:proofErr w:type="spellStart"/>
-      <w:r>
-        <w:rPr>
-          <w:rFonts w:ascii="Times New Roman" w:eastAsia="Times New Roman" w:hAnsi="Times New Roman" w:cs="Times New Roman"/>
-          <w:sz w:val="28"/>
-          <w:szCs w:val="28"/>
-        </w:rPr>
-        <w:t>Gentec</w:t>
-      </w:r>
-      <w:proofErr w:type="spellEnd"/>
-      <w:r>
-        <w:rPr>
-          <w:rFonts w:ascii="Times New Roman" w:eastAsia="Times New Roman" w:hAnsi="Times New Roman" w:cs="Times New Roman"/>
-          <w:sz w:val="28"/>
-          <w:szCs w:val="28"/>
-        </w:rPr>
-        <w:t xml:space="preserve">-EO) </w:t>
-      </w:r>
-      <w:r>
-        <w:rPr>
-          <w:rFonts w:ascii="Times New Roman" w:eastAsia="Times New Roman" w:hAnsi="Times New Roman" w:cs="Times New Roman"/>
-          <w:sz w:val="28"/>
-          <w:szCs w:val="28"/>
-        </w:rPr>
-        <w:t>[</w:t>
-      </w:r>
-      <w:r>
-        <w:rPr>
-          <w:rFonts w:ascii="Times New Roman" w:eastAsia="Times New Roman" w:hAnsi="Times New Roman" w:cs="Times New Roman"/>
-          <w:sz w:val="28"/>
-          <w:szCs w:val="28"/>
-        </w:rPr>
-        <w:t>3</w:t>
-      </w:r>
-      <w:r>
-        <w:rPr>
-          <w:rFonts w:ascii="Times New Roman" w:eastAsia="Times New Roman" w:hAnsi="Times New Roman" w:cs="Times New Roman"/>
-          <w:sz w:val="28"/>
-          <w:szCs w:val="28"/>
-        </w:rPr>
-        <w:t xml:space="preserve">] </w:t>
-      </w:r>
-      <w:r>
-        <w:rPr>
-          <w:rFonts w:ascii="Times New Roman" w:eastAsia="Times New Roman" w:hAnsi="Times New Roman" w:cs="Times New Roman"/>
-          <w:sz w:val="28"/>
-          <w:szCs w:val="28"/>
-        </w:rPr>
-        <w:t xml:space="preserve">и варьируется с помощью набора УФ-ВИД светофильтров. Возбуждаемая лазером ИК-люминесценция фокусируется сферической линзой на входную щель монохроматора и регистрируется ИК-фотодетектором на выходе из монохроматора. В качестве фотодетектора используется широкополосный ИК-фотодетектор на основе фотодиода G12180-250А </w:t>
-      </w:r>
-      <w:proofErr w:type="spellStart"/>
-      <w:r>
-        <w:rPr>
-          <w:rFonts w:ascii="Times New Roman" w:eastAsia="Times New Roman" w:hAnsi="Times New Roman" w:cs="Times New Roman"/>
-          <w:sz w:val="28"/>
-          <w:szCs w:val="28"/>
-        </w:rPr>
-        <w:t>InGaAs</w:t>
-      </w:r>
-      <w:proofErr w:type="spellEnd"/>
-      <w:r>
-        <w:rPr>
-          <w:rFonts w:ascii="Times New Roman" w:eastAsia="Times New Roman" w:hAnsi="Times New Roman" w:cs="Times New Roman"/>
-          <w:sz w:val="28"/>
-          <w:szCs w:val="28"/>
-        </w:rPr>
-        <w:t xml:space="preserve"> (</w:t>
-      </w:r>
-      <w:r>
-        <w:rPr>
-          <w:rFonts w:ascii="Times New Roman" w:eastAsia="Times New Roman" w:hAnsi="Times New Roman" w:cs="Times New Roman"/>
-          <w:sz w:val="28"/>
-          <w:szCs w:val="28"/>
-          <w:lang w:val="en-US"/>
-        </w:rPr>
-        <w:t>Hamamatsu</w:t>
-      </w:r>
-      <w:r>
-        <w:rPr>
-          <w:rFonts w:ascii="Times New Roman" w:eastAsia="Times New Roman" w:hAnsi="Times New Roman" w:cs="Times New Roman"/>
-          <w:sz w:val="28"/>
-          <w:szCs w:val="28"/>
-        </w:rPr>
-        <w:t xml:space="preserve"> </w:t>
-      </w:r>
-      <w:r>
-        <w:rPr>
-          <w:rFonts w:ascii="Times New Roman" w:eastAsia="Times New Roman" w:hAnsi="Times New Roman" w:cs="Times New Roman"/>
-          <w:sz w:val="28"/>
-          <w:szCs w:val="28"/>
-          <w:lang w:val="en-US"/>
-        </w:rPr>
-        <w:t>Photonics</w:t>
-      </w:r>
-      <w:r>
-        <w:rPr>
-          <w:rFonts w:ascii="Times New Roman" w:eastAsia="Times New Roman" w:hAnsi="Times New Roman" w:cs="Times New Roman"/>
-          <w:sz w:val="28"/>
-          <w:szCs w:val="28"/>
-        </w:rPr>
-        <w:t xml:space="preserve">). </w:t>
-      </w:r>
-      <w:r>
-        <w:rPr>
-          <w:rFonts w:ascii="Times New Roman" w:eastAsia="Times New Roman" w:hAnsi="Times New Roman" w:cs="Times New Roman"/>
-          <w:sz w:val="28"/>
-          <w:szCs w:val="28"/>
-        </w:rPr>
-        <w:t>Далее сигнал с детектора поступает на осциллограф.</w:t>
+        <w:t>), сигнал поступает на осциллограф.</w:t>
       </w:r>
     </w:p>
     <w:p>
@@ -602,7 +565,8 @@
           <w:between w:val="nil"/>
         </w:pBdr>
         <w:spacing w:after="0" w:line="240" w:lineRule="auto"/>
-        <w:ind w:firstLine="283"/>
+        <w:ind w:firstLine="567"/>
+        <w:jc w:val="both"/>
         <w:rPr>
           <w:rFonts w:ascii="Times New Roman" w:eastAsia="Times New Roman" w:hAnsi="Times New Roman" w:cs="Times New Roman"/>
           <w:sz w:val="28"/>
@@ -615,16 +579,17 @@
           <w:sz w:val="28"/>
           <w:szCs w:val="28"/>
         </w:rPr>
-        <w:t xml:space="preserve">Для достижения этой цели решаются следующие задачи. Создание модулей управления оборудованием (оптическим параметрическим генератором (OPO) для задания длины волны и энергии возбуждения, а также монохроматором). Разработка модуля автоматизированного сбора данных с осциллографа и </w:t>
-      </w:r>
-      <w:r>
-        <w:rPr>
-          <w:rFonts w:ascii="Times New Roman" w:eastAsia="Times New Roman" w:hAnsi="Times New Roman" w:cs="Times New Roman"/>
-          <w:sz w:val="28"/>
-          <w:szCs w:val="28"/>
-        </w:rPr>
-        <w:lastRenderedPageBreak/>
-        <w:t xml:space="preserve">измерителя энергии с их обработкой в реальном времени методом интегрирования сигнала с интерактивным заданием границ интегрирования. Реализация алгоритма аппроксимации сигнала с помощью </w:t>
+        <w:t>Необходимо создать модули управления OPO и монохроматором, разработать модуль автоматизированного сбора данных с осциллографа и измерителя энергии с обработкой м</w:t>
+      </w:r>
+      <w:bookmarkStart w:id="0" w:name="_GoBack"/>
+      <w:bookmarkEnd w:id="0"/>
+      <w:r>
+        <w:rPr>
+          <w:rFonts w:ascii="Times New Roman" w:eastAsia="Times New Roman" w:hAnsi="Times New Roman" w:cs="Times New Roman"/>
+          <w:sz w:val="28"/>
+          <w:szCs w:val="28"/>
+        </w:rPr>
+        <w:t xml:space="preserve">етодом интегрирования сигнала. Требуется реализовать алгоритм аппроксимации сигнала </w:t>
       </w:r>
       <w:proofErr w:type="spellStart"/>
       <w:r>
@@ -642,7 +607,7 @@
           <w:sz w:val="28"/>
           <w:szCs w:val="28"/>
         </w:rPr>
-        <w:t xml:space="preserve"> модели, далее применяется метод нелинейной регрессии для оптимизации коэффициентов и после итеративного подбора подходящих значений следует расчет спектра для результата аппроксимации и сравнение со спектром, рассчитанным для исходного сигнала. Также важной задачей является реализация процедуры автоматической калибровки по данным известного вещества и тестирования работоспособности ПО в условиях реального эксперимента.</w:t>
+        <w:t xml:space="preserve"> моделью для расчета спектра, а также процедуру автоматической калибровки.</w:t>
       </w:r>
     </w:p>
     <w:p>
@@ -655,7 +620,8 @@
           <w:between w:val="nil"/>
         </w:pBdr>
         <w:spacing w:after="0" w:line="240" w:lineRule="auto"/>
-        <w:ind w:firstLine="283"/>
+        <w:ind w:firstLine="567"/>
+        <w:jc w:val="both"/>
         <w:rPr>
           <w:rFonts w:ascii="Times New Roman" w:eastAsia="Times New Roman" w:hAnsi="Times New Roman" w:cs="Times New Roman"/>
           <w:sz w:val="28"/>
@@ -668,7 +634,7 @@
           <w:sz w:val="28"/>
           <w:szCs w:val="28"/>
         </w:rPr>
-        <w:t xml:space="preserve">В результате разработки ожидается создание программного обеспечения, реализующего алгоритм автоматизированного эксперимента. Оно обеспечит повышение скорости и воспроизводимости получения спектров ИК-люминесценции по сравнению с ручным управлением и обработкой. Ключевыми особенностями ПО станут автоматический сбор данных с их обработкой в реальном времени, встроенные процедуры аппроксимации сигналов и </w:t>
+        <w:t xml:space="preserve">Ожидается создание ПО, повышающего скорость и </w:t>
       </w:r>
       <w:proofErr w:type="spellStart"/>
       <w:r>
@@ -677,6 +643,24 @@
           <w:sz w:val="28"/>
           <w:szCs w:val="28"/>
         </w:rPr>
+        <w:t>воспроизводимость</w:t>
+      </w:r>
+      <w:proofErr w:type="spellEnd"/>
+      <w:r>
+        <w:rPr>
+          <w:rFonts w:ascii="Times New Roman" w:eastAsia="Times New Roman" w:hAnsi="Times New Roman" w:cs="Times New Roman"/>
+          <w:sz w:val="28"/>
+          <w:szCs w:val="28"/>
+        </w:rPr>
+        <w:t xml:space="preserve"> получения спектров. Ключевые особенности: автоматический сбор данных с обработкой, процедуры аппроксимации и </w:t>
+      </w:r>
+      <w:proofErr w:type="spellStart"/>
+      <w:r>
+        <w:rPr>
+          <w:rFonts w:ascii="Times New Roman" w:eastAsia="Times New Roman" w:hAnsi="Times New Roman" w:cs="Times New Roman"/>
+          <w:sz w:val="28"/>
+          <w:szCs w:val="28"/>
+        </w:rPr>
         <w:t>автокалибровки</w:t>
       </w:r>
       <w:proofErr w:type="spellEnd"/>
@@ -686,7 +670,25 @@
           <w:sz w:val="28"/>
           <w:szCs w:val="28"/>
         </w:rPr>
-        <w:t>. Апробация ПО подтвердит его практическую значимость путем количественной оценки эффективности по критериям времени выполнения типового эксперимента, стандартного отклонения повторных измерений и удобства для исследователя.</w:t>
+        <w:t xml:space="preserve">. Апробация подтвердит практическую значимость ПО </w:t>
+      </w:r>
+      <w:proofErr w:type="spellStart"/>
+      <w:r>
+        <w:rPr>
+          <w:rFonts w:ascii="Times New Roman" w:eastAsia="Times New Roman" w:hAnsi="Times New Roman" w:cs="Times New Roman"/>
+          <w:sz w:val="28"/>
+          <w:szCs w:val="28"/>
+        </w:rPr>
+        <w:t>по</w:t>
+      </w:r>
+      <w:proofErr w:type="spellEnd"/>
+      <w:r>
+        <w:rPr>
+          <w:rFonts w:ascii="Times New Roman" w:eastAsia="Times New Roman" w:hAnsi="Times New Roman" w:cs="Times New Roman"/>
+          <w:sz w:val="28"/>
+          <w:szCs w:val="28"/>
+        </w:rPr>
+        <w:t xml:space="preserve"> критериям времени эксперимента, стандартного отклонения и удобства использования.</w:t>
       </w:r>
     </w:p>
     <w:p>
@@ -729,9 +731,16 @@
           <w:rFonts w:ascii="Times New Roman" w:eastAsia="Times New Roman" w:hAnsi="Times New Roman" w:cs="Times New Roman"/>
           <w:sz w:val="28"/>
           <w:szCs w:val="28"/>
-          <w:lang w:val="en-US"/>
-        </w:rPr>
-        <w:t xml:space="preserve">1. </w:t>
+        </w:rPr>
+        <w:t>1</w:t>
+      </w:r>
+      <w:r>
+        <w:rPr>
+          <w:rFonts w:ascii="Times New Roman" w:eastAsia="Times New Roman" w:hAnsi="Times New Roman" w:cs="Times New Roman"/>
+          <w:sz w:val="28"/>
+          <w:szCs w:val="28"/>
+        </w:rPr>
+        <w:t xml:space="preserve">. </w:t>
       </w:r>
       <w:r>
         <w:rPr>
@@ -746,7 +755,6 @@
           <w:rFonts w:ascii="Times New Roman" w:eastAsia="Times New Roman" w:hAnsi="Times New Roman" w:cs="Times New Roman"/>
           <w:sz w:val="28"/>
           <w:szCs w:val="28"/>
-          <w:lang w:val="en-US"/>
         </w:rPr>
         <w:t xml:space="preserve"> </w:t>
       </w:r>
@@ -763,50 +771,68 @@
           <w:rFonts w:ascii="Times New Roman" w:eastAsia="Times New Roman" w:hAnsi="Times New Roman" w:cs="Times New Roman"/>
           <w:sz w:val="28"/>
           <w:szCs w:val="28"/>
-          <w:lang w:val="en-US"/>
-        </w:rPr>
-        <w:t xml:space="preserve"> Solar Laser Systems</w:t>
-      </w:r>
-      <w:r>
-        <w:rPr>
-          <w:rFonts w:ascii="Times New Roman" w:eastAsia="Times New Roman" w:hAnsi="Times New Roman" w:cs="Times New Roman"/>
-          <w:sz w:val="28"/>
-          <w:szCs w:val="28"/>
-          <w:lang w:val="en-US"/>
-        </w:rPr>
-        <w:t xml:space="preserve">. </w:t>
-      </w:r>
-      <w:r>
-        <w:rPr>
-          <w:rFonts w:ascii="Times New Roman" w:eastAsia="Times New Roman" w:hAnsi="Times New Roman" w:cs="Times New Roman"/>
-          <w:sz w:val="28"/>
-          <w:szCs w:val="28"/>
-        </w:rPr>
-        <w:t xml:space="preserve">URL: </w:t>
-      </w:r>
-      <w:r>
-        <w:rPr>
-          <w:rFonts w:ascii="Times New Roman" w:eastAsia="Times New Roman" w:hAnsi="Times New Roman" w:cs="Times New Roman"/>
-          <w:sz w:val="28"/>
-          <w:szCs w:val="28"/>
-        </w:rPr>
-        <w:t>https://solar-laser.com/</w:t>
-      </w:r>
-      <w:r>
-        <w:rPr>
-          <w:rFonts w:ascii="Times New Roman" w:eastAsia="Times New Roman" w:hAnsi="Times New Roman" w:cs="Times New Roman"/>
-          <w:sz w:val="28"/>
-          <w:szCs w:val="28"/>
-        </w:rPr>
-        <w:t xml:space="preserve"> (дата обращения: 06.02.202</w:t>
-      </w:r>
-      <w:r>
-        <w:rPr>
-          <w:rFonts w:ascii="Times New Roman" w:eastAsia="Times New Roman" w:hAnsi="Times New Roman" w:cs="Times New Roman"/>
-          <w:sz w:val="28"/>
-          <w:szCs w:val="28"/>
-        </w:rPr>
-        <w:t>6</w:t>
+        </w:rPr>
+        <w:t xml:space="preserve"> </w:t>
+      </w:r>
+      <w:proofErr w:type="spellStart"/>
+      <w:r>
+        <w:rPr>
+          <w:rFonts w:ascii="Times New Roman" w:eastAsia="Times New Roman" w:hAnsi="Times New Roman" w:cs="Times New Roman"/>
+          <w:sz w:val="28"/>
+          <w:szCs w:val="28"/>
+        </w:rPr>
+        <w:t>Lotis</w:t>
+      </w:r>
+      <w:proofErr w:type="spellEnd"/>
+      <w:r>
+        <w:rPr>
+          <w:rFonts w:ascii="Times New Roman" w:eastAsia="Times New Roman" w:hAnsi="Times New Roman" w:cs="Times New Roman"/>
+          <w:sz w:val="28"/>
+          <w:szCs w:val="28"/>
+        </w:rPr>
+        <w:t xml:space="preserve"> </w:t>
+      </w:r>
+      <w:proofErr w:type="spellStart"/>
+      <w:r>
+        <w:rPr>
+          <w:rFonts w:ascii="Times New Roman" w:eastAsia="Times New Roman" w:hAnsi="Times New Roman" w:cs="Times New Roman"/>
+          <w:sz w:val="28"/>
+          <w:szCs w:val="28"/>
+        </w:rPr>
+        <w:t>Tii</w:t>
+      </w:r>
+      <w:proofErr w:type="spellEnd"/>
+      <w:r>
+        <w:rPr>
+          <w:rFonts w:ascii="Times New Roman" w:eastAsia="Times New Roman" w:hAnsi="Times New Roman" w:cs="Times New Roman"/>
+          <w:sz w:val="28"/>
+          <w:szCs w:val="28"/>
+        </w:rPr>
+        <w:t xml:space="preserve">. URL: </w:t>
+      </w:r>
+      <w:r>
+        <w:rPr>
+          <w:rFonts w:ascii="Times New Roman" w:eastAsia="Times New Roman" w:hAnsi="Times New Roman" w:cs="Times New Roman"/>
+          <w:sz w:val="28"/>
+          <w:szCs w:val="28"/>
+        </w:rPr>
+        <w:t xml:space="preserve">https://www.lotis-tii.com/ </w:t>
+      </w:r>
+      <w:r>
+        <w:rPr>
+          <w:rFonts w:ascii="Times New Roman" w:eastAsia="Times New Roman" w:hAnsi="Times New Roman" w:cs="Times New Roman"/>
+          <w:sz w:val="28"/>
+          <w:szCs w:val="28"/>
+        </w:rPr>
+        <w:t>(</w:t>
+      </w:r>
+      <w:r>
+        <w:rPr>
+          <w:rFonts w:ascii="Times New Roman" w:eastAsia="Times New Roman" w:hAnsi="Times New Roman" w:cs="Times New Roman"/>
+          <w:sz w:val="28"/>
+          <w:szCs w:val="28"/>
+        </w:rPr>
+        <w:t>даты обращения с 01.10.2025 по 06.02.2026</w:t>
       </w:r>
       <w:r>
         <w:rPr>
@@ -839,6 +865,7 @@
           <w:rFonts w:ascii="Times New Roman" w:eastAsia="Times New Roman" w:hAnsi="Times New Roman" w:cs="Times New Roman"/>
           <w:sz w:val="28"/>
           <w:szCs w:val="28"/>
+          <w:lang w:val="en-US"/>
         </w:rPr>
         <w:t>2</w:t>
       </w:r>
@@ -847,6 +874,7 @@
           <w:rFonts w:ascii="Times New Roman" w:eastAsia="Times New Roman" w:hAnsi="Times New Roman" w:cs="Times New Roman"/>
           <w:sz w:val="28"/>
           <w:szCs w:val="28"/>
+          <w:lang w:val="en-US"/>
         </w:rPr>
         <w:t xml:space="preserve">. </w:t>
       </w:r>
@@ -863,6 +891,7 @@
           <w:rFonts w:ascii="Times New Roman" w:eastAsia="Times New Roman" w:hAnsi="Times New Roman" w:cs="Times New Roman"/>
           <w:sz w:val="28"/>
           <w:szCs w:val="28"/>
+          <w:lang w:val="en-US"/>
         </w:rPr>
         <w:t xml:space="preserve"> </w:t>
       </w:r>
@@ -879,68 +908,41 @@
           <w:rFonts w:ascii="Times New Roman" w:eastAsia="Times New Roman" w:hAnsi="Times New Roman" w:cs="Times New Roman"/>
           <w:sz w:val="28"/>
           <w:szCs w:val="28"/>
-        </w:rPr>
-        <w:t xml:space="preserve"> </w:t>
-      </w:r>
-      <w:proofErr w:type="spellStart"/>
-      <w:r>
-        <w:rPr>
-          <w:rFonts w:ascii="Times New Roman" w:eastAsia="Times New Roman" w:hAnsi="Times New Roman" w:cs="Times New Roman"/>
-          <w:sz w:val="28"/>
-          <w:szCs w:val="28"/>
-        </w:rPr>
-        <w:t>Lotis</w:t>
-      </w:r>
-      <w:proofErr w:type="spellEnd"/>
-      <w:r>
-        <w:rPr>
-          <w:rFonts w:ascii="Times New Roman" w:eastAsia="Times New Roman" w:hAnsi="Times New Roman" w:cs="Times New Roman"/>
-          <w:sz w:val="28"/>
-          <w:szCs w:val="28"/>
-        </w:rPr>
-        <w:t xml:space="preserve"> </w:t>
-      </w:r>
-      <w:proofErr w:type="spellStart"/>
-      <w:r>
-        <w:rPr>
-          <w:rFonts w:ascii="Times New Roman" w:eastAsia="Times New Roman" w:hAnsi="Times New Roman" w:cs="Times New Roman"/>
-          <w:sz w:val="28"/>
-          <w:szCs w:val="28"/>
-        </w:rPr>
-        <w:t>Tii</w:t>
-      </w:r>
-      <w:proofErr w:type="spellEnd"/>
-      <w:r>
-        <w:rPr>
-          <w:rFonts w:ascii="Times New Roman" w:eastAsia="Times New Roman" w:hAnsi="Times New Roman" w:cs="Times New Roman"/>
-          <w:sz w:val="28"/>
-          <w:szCs w:val="28"/>
-        </w:rPr>
-        <w:t xml:space="preserve">. URL: </w:t>
-      </w:r>
-      <w:r>
-        <w:rPr>
-          <w:rFonts w:ascii="Times New Roman" w:eastAsia="Times New Roman" w:hAnsi="Times New Roman" w:cs="Times New Roman"/>
-          <w:sz w:val="28"/>
-          <w:szCs w:val="28"/>
-        </w:rPr>
-        <w:t xml:space="preserve">https://www.lotis-tii.com/ </w:t>
-      </w:r>
-      <w:r>
-        <w:rPr>
-          <w:rFonts w:ascii="Times New Roman" w:eastAsia="Times New Roman" w:hAnsi="Times New Roman" w:cs="Times New Roman"/>
-          <w:sz w:val="28"/>
-          <w:szCs w:val="28"/>
-        </w:rPr>
-        <w:t>(</w:t>
-      </w:r>
-      <w:r>
-        <w:rPr>
-          <w:rFonts w:ascii="Times New Roman" w:eastAsia="Times New Roman" w:hAnsi="Times New Roman" w:cs="Times New Roman"/>
-          <w:sz w:val="28"/>
-          <w:szCs w:val="28"/>
-        </w:rPr>
-        <w:t>даты обращения с 01.10.2025 по 06.02.2026</w:t>
+          <w:lang w:val="en-US"/>
+        </w:rPr>
+        <w:t xml:space="preserve"> Solar Laser Systems. </w:t>
+      </w:r>
+      <w:r>
+        <w:rPr>
+          <w:rFonts w:ascii="Times New Roman" w:eastAsia="Times New Roman" w:hAnsi="Times New Roman" w:cs="Times New Roman"/>
+          <w:sz w:val="28"/>
+          <w:szCs w:val="28"/>
+        </w:rPr>
+        <w:t xml:space="preserve">URL: </w:t>
+      </w:r>
+      <w:r>
+        <w:rPr>
+          <w:rFonts w:ascii="Times New Roman" w:eastAsia="Times New Roman" w:hAnsi="Times New Roman" w:cs="Times New Roman"/>
+          <w:sz w:val="28"/>
+          <w:szCs w:val="28"/>
+        </w:rPr>
+        <w:t>https://solar-laser.com/</w:t>
+      </w:r>
+      <w:r>
+        <w:rPr>
+          <w:rFonts w:ascii="Times New Roman" w:eastAsia="Times New Roman" w:hAnsi="Times New Roman" w:cs="Times New Roman"/>
+          <w:sz w:val="28"/>
+          <w:szCs w:val="28"/>
+        </w:rPr>
+        <w:t xml:space="preserve"> (дата обращения: 06.02.202</w:t>
+      </w:r>
+      <w:r>
+        <w:rPr>
+          <w:rFonts w:ascii="Times New Roman" w:eastAsia="Times New Roman" w:hAnsi="Times New Roman" w:cs="Times New Roman"/>
+          <w:sz w:val="28"/>
+          <w:szCs w:val="28"/>
+        </w:rPr>
+        <w:t>6</w:t>
       </w:r>
       <w:r>
         <w:rPr>
@@ -1116,7 +1118,23 @@
           <w:sz w:val="28"/>
           <w:szCs w:val="28"/>
         </w:rPr>
-        <w:t>Научный руководитель — к</w:t>
+        <w:t>Научный руководитель</w:t>
+      </w:r>
+      <w:r>
+        <w:rPr>
+          <w:rFonts w:ascii="Times New Roman" w:eastAsia="Times New Roman" w:hAnsi="Times New Roman" w:cs="Times New Roman"/>
+          <w:sz w:val="28"/>
+          <w:szCs w:val="28"/>
+        </w:rPr>
+        <w:t xml:space="preserve"> </w:t>
+      </w:r>
+      <w:r>
+        <w:rPr>
+          <w:rFonts w:ascii="Times New Roman" w:eastAsia="Times New Roman" w:hAnsi="Times New Roman" w:cs="Times New Roman"/>
+          <w:sz w:val="28"/>
+          <w:szCs w:val="28"/>
+        </w:rPr>
+        <w:t>— к</w:t>
       </w:r>
       <w:r>
         <w:rPr>
@@ -1186,7 +1204,7 @@
 </file>
 
 <file path=word/styles.xml><?xml version="1.0" encoding="utf-8"?>
-<w:styles xmlns:mc="http://schemas.openxmlformats.org/markup-compatibility/2006" xmlns:r="http://schemas.openxmlformats.org/officeDocument/2006/relationships" xmlns:w="http://schemas.openxmlformats.org/wordprocessingml/2006/main" xmlns:w14="http://schemas.microsoft.com/office/word/2010/wordml" xmlns:w15="http://schemas.microsoft.com/office/word/2012/wordml" xmlns:w16cex="http://schemas.microsoft.com/office/word/2018/wordml/cex" xmlns:w16cid="http://schemas.microsoft.com/office/word/2016/wordml/cid" xmlns:w16="http://schemas.microsoft.com/office/word/2018/wordml" xmlns:w16sdtdh="http://schemas.microsoft.com/office/word/2020/wordml/sdtdatahash" xmlns:w16se="http://schemas.microsoft.com/office/word/2015/wordml/symex" mc:Ignorable="w14 w15 w16se w16cid w16 w16cex w16sdtdh">
+<w:styles xmlns:mc="http://schemas.openxmlformats.org/markup-compatibility/2006" xmlns:r="http://schemas.openxmlformats.org/officeDocument/2006/relationships" xmlns:w="http://schemas.openxmlformats.org/wordprocessingml/2006/main" xmlns:w14="http://schemas.microsoft.com/office/word/2010/wordml" xmlns:w15="http://schemas.microsoft.com/office/word/2012/wordml" mc:Ignorable="w14 w15">
   <w:docDefaults>
     <w:rPrDefault>
       <w:rPr>
@@ -1202,7 +1220,7 @@
       </w:pPr>
     </w:pPrDefault>
   </w:docDefaults>
-  <w:latentStyles w:defLockedState="0" w:defUIPriority="99" w:defSemiHidden="0" w:defUnhideWhenUsed="0" w:defQFormat="0" w:count="376">
+  <w:latentStyles w:defLockedState="0" w:defUIPriority="99" w:defSemiHidden="0" w:defUnhideWhenUsed="0" w:defQFormat="0" w:count="371">
     <w:lsdException w:name="Normal" w:uiPriority="0" w:qFormat="1"/>
     <w:lsdException w:name="heading 1" w:uiPriority="9" w:qFormat="1"/>
     <w:lsdException w:name="heading 2" w:semiHidden="1" w:uiPriority="9" w:unhideWhenUsed="1" w:qFormat="1"/>
@@ -1574,11 +1592,6 @@
     <w:lsdException w:name="List Table 5 Dark Accent 6" w:uiPriority="50"/>
     <w:lsdException w:name="List Table 6 Colorful Accent 6" w:uiPriority="51"/>
     <w:lsdException w:name="List Table 7 Colorful Accent 6" w:uiPriority="52"/>
-    <w:lsdException w:name="Mention" w:semiHidden="1" w:unhideWhenUsed="1"/>
-    <w:lsdException w:name="Smart Hyperlink" w:semiHidden="1" w:unhideWhenUsed="1"/>
-    <w:lsdException w:name="Hashtag" w:semiHidden="1" w:unhideWhenUsed="1"/>
-    <w:lsdException w:name="Unresolved Mention" w:semiHidden="1" w:unhideWhenUsed="1"/>
-    <w:lsdException w:name="Smart Link" w:semiHidden="1" w:unhideWhenUsed="1"/>
   </w:latentStyles>
   <w:style w:type="paragraph" w:default="1" w:styleId="a">
     <w:name w:val="Normal"/>
